--- a/pr-preview/pr-134/variance-covariance-tracked-changes.docx
+++ b/pr-preview/pr-134/variance-covariance-tracked-changes.docx
@@ -16,7 +16,7 @@
       </w:pPr>
       <w:del w:id="1" w:author="PR Preview" w:date="2026-01-01T00:00:00Z">
         <w:r>
-          <w:delText xml:space="preserve">Last modified: 2026-10-14 01:48:52 (PDT)</w:delText>
+          <w:delText xml:space="preserve">Last modified: 2026-10-14 11:38:02 (PDT)</w:delText>
         </w:r>
       </w:del>
     </w:p>
@@ -26,11 +26,11 @@
       </w:pPr>
       <w:ins w:id="2" w:author="PR Preview" w:date="2026-01-01T00:00:00Z">
         <w:r>
-          <w:t xml:space="preserve">Last modified: 2026-10-14 11:03:41 (PDT)</w:t>
+          <w:t xml:space="preserve">Last modified: 2026-10-14 14:03:58 (PDT)</w:t>
         </w:r>
       </w:ins>
     </w:p>
-    <w:bookmarkStart w:id="25" w:name="sec-deviation"/>
+    <w:bookmarkStart w:id="26" w:name="sec-deviation"/>
     <w:p>
       <w:pPr>
         <w:pStyle w:val="Heading2"/>
@@ -1309,7 +1309,7 @@
       </m:oMathPara>
     </w:p>
     <w:bookmarkEnd w:id="20"/>
-    <w:bookmarkStart w:id="24" w:name="sec-noise-model"/>
+    <w:bookmarkStart w:id="25" w:name="sec-noise-model"/>
     <w:p>
       <w:pPr>
         <w:pStyle w:val="Heading3"/>
@@ -1376,38 +1376,356 @@
         <w:t xml:space="preserve">.</w:t>
       </w:r>
     </w:p>
+    <w:bookmarkStart w:id="21" w:name="rem-mean-zero-parametrization"/>
     <w:p>
       <w:pPr>
         <w:pStyle w:val="BodyText"/>
       </w:pPr>
       <w:r>
-        <w:t xml:space="preserve">Mean zero is a modeling choice rather than a fact about the world,</w:t>
-      </w:r>
-      <w:r>
-        <w:t xml:space="preserve"> </w:t>
-      </w:r>
-      <w:r>
-        <w:t xml:space="preserve">and it costs nothing:</w:t>
-      </w:r>
-      <w:r>
-        <w:t xml:space="preserve"> </w:t>
-      </w:r>
-      <w:r>
-        <w:t xml:space="preserve">any systematic offset in the noise can be absorbed into the model’s own</w:t>
-      </w:r>
-      <w:r>
-        <w:t xml:space="preserve"> </w:t>
-      </w:r>
-      <w:r>
-        <w:t xml:space="preserve">intercept, leaving what remains centered at zero by construction.</w:t>
+        <w:rPr>
+          <w:i/>
+          <w:iCs/>
+        </w:rPr>
+        <w:t xml:space="preserve">Remark 1</w:t>
+      </w:r>
+      <w:r>
+        <w:t xml:space="preserve"> (Mean zero is a parametrization choice). </w:t>
+      </w:r>
+      <w:r>
+        <w:t xml:space="preserve">Mean zero is a parametrization choice, not a substantive assumption.</w:t>
+      </w:r>
+      <w:r>
+        <w:t xml:space="preserve"> </w:t>
+      </w:r>
+      <w:r>
+        <w:t xml:space="preserve">In</w:t>
+      </w:r>
+      <w:r>
+        <w:t xml:space="preserve"> </w:t>
+      </w:r>
+      <m:oMath>
+        <m:r>
+          <m:t>Y</m:t>
+        </m:r>
+        <m:r>
+          <m:rPr>
+            <m:sty m:val="p"/>
+          </m:rPr>
+          <m:t>=</m:t>
+        </m:r>
+        <m:r>
+          <m:t>f</m:t>
+        </m:r>
+        <m:r>
+          <m:rPr>
+            <m:sty m:val="p"/>
+          </m:rPr>
+          <m:t>(</m:t>
+        </m:r>
+        <m:r>
+          <m:t>x</m:t>
+        </m:r>
+        <m:r>
+          <m:rPr>
+            <m:sty m:val="p"/>
+          </m:rPr>
+          <m:t>)</m:t>
+        </m:r>
+        <m:r>
+          <m:rPr>
+            <m:sty m:val="p"/>
+          </m:rPr>
+          <m:t>+</m:t>
+        </m:r>
+        <m:r>
+          <m:t>ε</m:t>
+        </m:r>
+      </m:oMath>
+      <w:r>
+        <w:t xml:space="preserve">, moving a constant from</w:t>
+      </w:r>
+      <w:r>
+        <w:t xml:space="preserve"> </w:t>
+      </w:r>
+      <m:oMath>
+        <m:r>
+          <m:t>ε</m:t>
+        </m:r>
+      </m:oMath>
+      <w:r>
+        <w:t xml:space="preserve"> </w:t>
+      </w:r>
+      <w:r>
+        <w:t xml:space="preserve">into</w:t>
+      </w:r>
+      <w:r>
+        <w:t xml:space="preserve"> </w:t>
+      </w:r>
+      <m:oMath>
+        <m:r>
+          <m:t>f</m:t>
+        </m:r>
+        <m:r>
+          <m:rPr>
+            <m:sty m:val="p"/>
+          </m:rPr>
+          <m:t>(</m:t>
+        </m:r>
+        <m:r>
+          <m:t>x</m:t>
+        </m:r>
+        <m:r>
+          <m:rPr>
+            <m:sty m:val="p"/>
+          </m:rPr>
+          <m:t>)</m:t>
+        </m:r>
+      </m:oMath>
+      <w:r>
+        <w:t xml:space="preserve"> </w:t>
+      </w:r>
+      <w:r>
+        <w:t xml:space="preserve">changes the split but not the distribution of</w:t>
+      </w:r>
+      <w:r>
+        <w:t xml:space="preserve"> </w:t>
+      </w:r>
+      <m:oMath>
+        <m:r>
+          <m:t>Y</m:t>
+        </m:r>
+      </m:oMath>
+      <w:r>
+        <w:t xml:space="preserve">,</w:t>
+      </w:r>
+      <w:r>
+        <w:t xml:space="preserve"> </w:t>
+      </w:r>
+      <w:r>
+        <w:t xml:space="preserve">so the data identify only the sum</w:t>
+      </w:r>
+      <w:r>
+        <w:t xml:space="preserve"> </w:t>
+      </w:r>
+      <m:oMath>
+        <m:r>
+          <m:t>f</m:t>
+        </m:r>
+        <m:r>
+          <m:rPr>
+            <m:sty m:val="p"/>
+          </m:rPr>
+          <m:t>(</m:t>
+        </m:r>
+        <m:r>
+          <m:t>x</m:t>
+        </m:r>
+        <m:r>
+          <m:rPr>
+            <m:sty m:val="p"/>
+          </m:rPr>
+          <m:t>)</m:t>
+        </m:r>
+        <m:r>
+          <m:rPr>
+            <m:sty m:val="p"/>
+          </m:rPr>
+          <m:t>+</m:t>
+        </m:r>
+        <m:r>
+          <m:rPr>
+            <m:sty m:val="p"/>
+          </m:rPr>
+          <m:t>E</m:t>
+        </m:r>
+        <m:r>
+          <m:t>​</m:t>
+        </m:r>
+        <m:d>
+          <m:dPr>
+            <m:begChr m:val="["/>
+            <m:sepChr m:val=""/>
+            <m:endChr m:val="]"/>
+            <m:grow/>
+          </m:dPr>
+          <m:e>
+            <m:r>
+              <m:t>ε</m:t>
+            </m:r>
+          </m:e>
+        </m:d>
+        <m:r>
+          <m:t>​</m:t>
+        </m:r>
+      </m:oMath>
+      <w:r>
+        <w:t xml:space="preserve">, the mean of</w:t>
+      </w:r>
+      <w:r>
+        <w:t xml:space="preserve"> </w:t>
+      </w:r>
+      <m:oMath>
+        <m:r>
+          <m:t>Y</m:t>
+        </m:r>
+      </m:oMath>
+      <w:r>
+        <w:t xml:space="preserve"> </w:t>
+      </w:r>
+      <w:r>
+        <w:t xml:space="preserve">at</w:t>
+      </w:r>
+      <w:r>
+        <w:t xml:space="preserve"> </w:t>
+      </w:r>
+      <m:oMath>
+        <m:r>
+          <m:t>x</m:t>
+        </m:r>
+      </m:oMath>
+      <w:r>
+        <w:t xml:space="preserve">.</w:t>
+      </w:r>
+      <w:r>
+        <w:t xml:space="preserve"> </w:t>
+      </w:r>
+      <w:r>
+        <w:t xml:space="preserve">Requiring</w:t>
+      </w:r>
+      <w:r>
+        <w:t xml:space="preserve"> </w:t>
+      </w:r>
+      <m:oMath>
+        <m:r>
+          <m:rPr>
+            <m:sty m:val="p"/>
+          </m:rPr>
+          <m:t>E</m:t>
+        </m:r>
+        <m:r>
+          <m:t>​</m:t>
+        </m:r>
+        <m:d>
+          <m:dPr>
+            <m:begChr m:val="["/>
+            <m:sepChr m:val=""/>
+            <m:endChr m:val="]"/>
+            <m:grow/>
+          </m:dPr>
+          <m:e>
+            <m:r>
+              <m:t>ε</m:t>
+            </m:r>
+          </m:e>
+        </m:d>
+        <m:r>
+          <m:t>​</m:t>
+        </m:r>
+        <m:r>
+          <m:rPr>
+            <m:sty m:val="p"/>
+          </m:rPr>
+          <m:t>=</m:t>
+        </m:r>
+        <m:r>
+          <m:t>0</m:t>
+        </m:r>
+      </m:oMath>
+      <w:r>
+        <w:t xml:space="preserve"> </w:t>
+      </w:r>
+      <w:r>
+        <w:t xml:space="preserve">picks the one split in which</w:t>
+      </w:r>
+      <w:r>
+        <w:t xml:space="preserve"> </w:t>
+      </w:r>
+      <m:oMath>
+        <m:r>
+          <m:t>f</m:t>
+        </m:r>
+        <m:r>
+          <m:rPr>
+            <m:sty m:val="p"/>
+          </m:rPr>
+          <m:t>(</m:t>
+        </m:r>
+        <m:r>
+          <m:t>x</m:t>
+        </m:r>
+        <m:r>
+          <m:rPr>
+            <m:sty m:val="p"/>
+          </m:rPr>
+          <m:t>)</m:t>
+        </m:r>
+      </m:oMath>
+      <w:r>
+        <w:t xml:space="preserve"> </w:t>
+      </w:r>
+      <w:r>
+        <w:t xml:space="preserve">is that mean.</w:t>
+      </w:r>
+      <w:r>
+        <w:t xml:space="preserve"> </w:t>
+      </w:r>
+      <w:r>
+        <w:t xml:space="preserve">This loses no generality when the model for</w:t>
+      </w:r>
+      <w:r>
+        <w:t xml:space="preserve"> </w:t>
+      </w:r>
+      <m:oMath>
+        <m:r>
+          <m:t>f</m:t>
+        </m:r>
+      </m:oMath>
+      <w:r>
+        <w:t xml:space="preserve"> </w:t>
+      </w:r>
+      <w:r>
+        <w:t xml:space="preserve">can absorb a constant,</w:t>
+      </w:r>
+      <w:r>
+        <w:t xml:space="preserve"> </w:t>
+      </w:r>
+      <w:r>
+        <w:t xml:space="preserve">as any model with an intercept can.</w:t>
+      </w:r>
+      <w:r>
+        <w:t xml:space="preserve"> </w:t>
+      </w:r>
+      <w:r>
+        <w:t xml:space="preserve">It restricts the model only when</w:t>
+      </w:r>
+      <w:r>
+        <w:t xml:space="preserve"> </w:t>
+      </w:r>
+      <m:oMath>
+        <m:r>
+          <m:t>f</m:t>
+        </m:r>
+      </m:oMath>
+      <w:r>
+        <w:t xml:space="preserve"> </w:t>
+      </w:r>
+      <w:r>
+        <w:t xml:space="preserve">cannot absorb one,</w:t>
+      </w:r>
+      <w:r>
+        <w:t xml:space="preserve"> </w:t>
+      </w:r>
+      <w:r>
+        <w:t xml:space="preserve">as in a regression through the origin.</w:t>
       </w:r>
     </w:p>
+    <w:bookmarkEnd w:id="21"/>
     <w:p>
       <w:pPr>
         <w:pStyle w:val="BodyText"/>
       </w:pPr>
       <w:r>
-        <w:t xml:space="preserve">That choice buys one identity, used repeatedly across statistical modeling</w:t>
+        <w:t xml:space="preserve">Mean zero gives one identity, used repeatedly across statistical modeling</w:t>
       </w:r>
       <w:r>
         <w:t xml:space="preserve"> </w:t>
@@ -1416,7 +1734,7 @@
         <w:t xml:space="preserve">and machine learning.</w:t>
       </w:r>
     </w:p>
-    <w:bookmarkStart w:id="21" w:name="exr-noise-second-moment"/>
+    <w:bookmarkStart w:id="22" w:name="exr-noise-second-moment"/>
     <w:p>
       <w:pPr>
         <w:pStyle w:val="BodyText"/>
@@ -1611,8 +1929,8 @@
         <w:t xml:space="preserve">and say which earlier result you used.</w:t>
       </w:r>
     </w:p>
-    <w:bookmarkEnd w:id="21"/>
-    <w:bookmarkStart w:id="23" w:name="sol-noise-second-moment"/>
+    <w:bookmarkEnd w:id="22"/>
+    <w:bookmarkStart w:id="24" w:name="sol-noise-second-moment"/>
     <w:p>
       <w:pPr>
         <w:pStyle w:val="BodyText"/>
@@ -1844,7 +2162,7 @@
       <w:pPr>
         <w:pStyle w:val="BodyText"/>
       </w:pPr>
-      <w:bookmarkStart w:id="22" w:name="eq-noise-second-moment"/>
+      <w:bookmarkStart w:id="23" w:name="eq-noise-second-moment"/>
       <m:oMathPara>
         <m:oMathParaPr>
           <m:jc m:val="center"/>
@@ -1979,7 +2297,7 @@
           </m:r>
         </m:oMath>
       </m:oMathPara>
-      <w:bookmarkEnd w:id="22"/>
+      <w:bookmarkEnd w:id="23"/>
     </w:p>
     <w:p>
       <w:pPr>
@@ -2083,10 +2401,10 @@
         <w:t xml:space="preserve">is what the fitting objective measures.</w:t>
       </w:r>
     </w:p>
-    <w:bookmarkEnd w:id="23"/>
     <w:bookmarkEnd w:id="24"/>
     <w:bookmarkEnd w:id="25"/>
-    <w:bookmarkStart w:id="49" w:name="variance-and-related-characteristics"/>
+    <w:bookmarkEnd w:id="26"/>
+    <w:bookmarkStart w:id="50" w:name="variance-and-related-characteristics"/>
     <w:p>
       <w:pPr>
         <w:pStyle w:val="Heading2"/>
@@ -2095,7 +2413,7 @@
         <w:t xml:space="preserve">2 Variance and related characteristics</w:t>
       </w:r>
     </w:p>
-    <w:bookmarkStart w:id="26" w:name="def-variance"/>
+    <w:bookmarkStart w:id="27" w:name="def-variance"/>
     <w:p>
       <w:pPr>
         <w:pStyle w:val="FirstParagraph"/>
@@ -2349,8 +2667,8 @@
         </m:oMath>
       </m:oMathPara>
     </w:p>
-    <w:bookmarkEnd w:id="26"/>
-    <w:bookmarkStart w:id="27" w:name="thm-variance-expanded"/>
+    <w:bookmarkEnd w:id="27"/>
+    <w:bookmarkStart w:id="28" w:name="thm-variance-expanded"/>
     <w:p>
       <w:pPr>
         <w:pStyle w:val="FirstParagraph"/>
@@ -2483,7 +2801,7 @@
         </m:oMath>
       </m:oMathPara>
     </w:p>
-    <w:bookmarkEnd w:id="27"/>
+    <w:bookmarkEnd w:id="28"/>
     <w:p>
       <w:pPr>
         <w:pStyle w:val="FirstParagraph"/>
@@ -2847,7 +3165,7 @@
         <w:t xml:space="preserve">.</w:t>
       </w:r>
     </w:p>
-    <w:bookmarkStart w:id="28" w:name="thm-variance"/>
+    <w:bookmarkStart w:id="29" w:name="thm-variance"/>
     <w:p>
       <w:pPr>
         <w:pStyle w:val="BodyText"/>
@@ -2993,7 +3311,7 @@
         </m:oMath>
       </m:oMathPara>
     </w:p>
-    <w:bookmarkEnd w:id="28"/>
+    <w:bookmarkEnd w:id="29"/>
     <w:p>
       <w:pPr>
         <w:pStyle w:val="FirstParagraph"/>
@@ -3014,7 +3332,7 @@
       <w:r>
         <w:t xml:space="preserve"> </w:t>
       </w:r>
-      <w:hyperlink r:id="rId29">
+      <w:hyperlink r:id="rId30">
         <w:r>
           <w:rPr>
             <w:rStyle w:val="Hyperlink"/>
@@ -3776,7 +4094,7 @@
         </m:oMath>
       </m:oMathPara>
     </w:p>
-    <w:bookmarkStart w:id="31" w:name="exm-variance-bernoulli"/>
+    <w:bookmarkStart w:id="32" w:name="exm-variance-bernoulli"/>
     <w:p>
       <w:pPr>
         <w:pStyle w:val="FirstParagraph"/>
@@ -3940,7 +4258,7 @@
       <w:r>
         <w:t xml:space="preserve"> </w:t>
       </w:r>
-      <w:hyperlink r:id="rId30">
+      <w:hyperlink r:id="rId31">
         <w:r>
           <w:rPr>
             <w:rStyle w:val="Hyperlink"/>
@@ -4286,8 +4604,8 @@
         <w:t xml:space="preserve">.</w:t>
       </w:r>
     </w:p>
-    <w:bookmarkEnd w:id="31"/>
-    <w:bookmarkStart w:id="33" w:name="def-cond-variance"/>
+    <w:bookmarkEnd w:id="32"/>
+    <w:bookmarkStart w:id="34" w:name="def-cond-variance"/>
     <w:p>
       <w:pPr>
         <w:pStyle w:val="BodyText"/>
@@ -4670,7 +4988,7 @@
       <w:r>
         <w:t xml:space="preserve"> </w:t>
       </w:r>
-      <w:hyperlink r:id="rId32">
+      <w:hyperlink r:id="rId33">
         <w:r>
           <w:rPr>
             <w:rStyle w:val="Hyperlink"/>
@@ -4775,8 +5093,8 @@
         <w:t xml:space="preserve">.</w:t>
       </w:r>
     </w:p>
-    <w:bookmarkEnd w:id="33"/>
-    <w:bookmarkStart w:id="35" w:name="exm-cond-variance"/>
+    <w:bookmarkEnd w:id="34"/>
+    <w:bookmarkStart w:id="36" w:name="exm-cond-variance"/>
     <w:p>
       <w:pPr>
         <w:pStyle w:val="BodyText"/>
@@ -5095,7 +5413,7 @@
       <w:r>
         <w:t xml:space="preserve"> </w:t>
       </w:r>
-      <w:hyperlink r:id="rId34">
+      <w:hyperlink r:id="rId35">
         <w:r>
           <w:rPr>
             <w:rStyle w:val="Hyperlink"/>
@@ -5843,8 +6161,8 @@
         </m:oMath>
       </m:oMathPara>
     </w:p>
-    <w:bookmarkEnd w:id="35"/>
-    <w:bookmarkStart w:id="36" w:name="def-homosked"/>
+    <w:bookmarkEnd w:id="36"/>
+    <w:bookmarkStart w:id="37" w:name="def-homosked"/>
     <w:p>
       <w:pPr>
         <w:pStyle w:val="FirstParagraph"/>
@@ -6086,8 +6404,8 @@
         <w:t xml:space="preserve">.</w:t>
       </w:r>
     </w:p>
-    <w:bookmarkEnd w:id="36"/>
-    <w:bookmarkStart w:id="37" w:name="exm-homosked"/>
+    <w:bookmarkEnd w:id="37"/>
+    <w:bookmarkStart w:id="38" w:name="exm-homosked"/>
     <w:p>
       <w:pPr>
         <w:pStyle w:val="BodyText"/>
@@ -6636,8 +6954,8 @@
         <w:t xml:space="preserve">.</w:t>
       </w:r>
     </w:p>
-    <w:bookmarkEnd w:id="37"/>
-    <w:bookmarkStart w:id="38" w:name="def-heterosked"/>
+    <w:bookmarkEnd w:id="38"/>
+    <w:bookmarkStart w:id="39" w:name="def-heterosked"/>
     <w:p>
       <w:pPr>
         <w:pStyle w:val="BodyText"/>
@@ -6799,8 +7117,8 @@
         <w:t xml:space="preserve">.</w:t>
       </w:r>
     </w:p>
-    <w:bookmarkEnd w:id="38"/>
-    <w:bookmarkStart w:id="39" w:name="exm-heterosked"/>
+    <w:bookmarkEnd w:id="39"/>
+    <w:bookmarkStart w:id="40" w:name="exm-heterosked"/>
     <w:p>
       <w:pPr>
         <w:pStyle w:val="BodyText"/>
@@ -7245,8 +7563,8 @@
         <w:t xml:space="preserve">.</w:t>
       </w:r>
     </w:p>
-    <w:bookmarkEnd w:id="39"/>
-    <w:bookmarkStart w:id="40" w:name="thm-total-variance"/>
+    <w:bookmarkEnd w:id="40"/>
+    <w:bookmarkStart w:id="41" w:name="thm-total-variance"/>
     <w:p>
       <w:pPr>
         <w:pStyle w:val="BodyText"/>
@@ -7508,7 +7826,7 @@
         </m:oMath>
       </m:oMathPara>
     </w:p>
-    <w:bookmarkEnd w:id="40"/>
+    <w:bookmarkEnd w:id="41"/>
     <w:p>
       <w:pPr>
         <w:pStyle w:val="FirstParagraph"/>
@@ -8320,7 +8638,7 @@
       <w:r>
         <w:t xml:space="preserve"> </w:t>
       </w:r>
-      <w:hyperlink r:id="rId41">
+      <w:hyperlink r:id="rId42">
         <w:r>
           <w:rPr>
             <w:rStyle w:val="Hyperlink"/>
@@ -8365,7 +8683,7 @@
       <w:r>
         <w:t xml:space="preserve">(</w:t>
       </w:r>
-      <w:hyperlink r:id="rId42">
+      <w:hyperlink r:id="rId43">
         <w:r>
           <w:rPr>
             <w:rStyle w:val="Hyperlink"/>
@@ -8391,7 +8709,7 @@
       <w:r>
         <w:t xml:space="preserve"> </w:t>
       </w:r>
-      <w:hyperlink r:id="rId43">
+      <w:hyperlink r:id="rId44">
         <w:r>
           <w:rPr>
             <w:rStyle w:val="Hyperlink"/>
@@ -8445,7 +8763,7 @@
       <w:r>
         <w:t xml:space="preserve"> </w:t>
       </w:r>
-      <w:hyperlink r:id="rId44">
+      <w:hyperlink r:id="rId45">
         <w:r>
           <w:rPr>
             <w:rStyle w:val="Hyperlink"/>
@@ -10957,7 +11275,7 @@
         <w:t xml:space="preserve">.</w:t>
       </w:r>
     </w:p>
-    <w:bookmarkStart w:id="45" w:name="exm-total-variance"/>
+    <w:bookmarkStart w:id="46" w:name="exm-total-variance"/>
     <w:p>
       <w:pPr>
         <w:pStyle w:val="BodyText"/>
@@ -11920,8 +12238,8 @@
         </m:oMath>
       </m:oMathPara>
     </w:p>
-    <w:bookmarkEnd w:id="45"/>
-    <w:bookmarkStart w:id="46" w:name="def-precision"/>
+    <w:bookmarkEnd w:id="46"/>
+    <w:bookmarkStart w:id="47" w:name="def-precision"/>
     <w:p>
       <w:pPr>
         <w:pStyle w:val="FirstParagraph"/>
@@ -12194,8 +12512,8 @@
         </m:oMath>
       </m:oMathPara>
     </w:p>
-    <w:bookmarkEnd w:id="46"/>
-    <w:bookmarkStart w:id="47" w:name="def-sd"/>
+    <w:bookmarkEnd w:id="47"/>
+    <w:bookmarkStart w:id="48" w:name="def-sd"/>
     <w:p>
       <w:pPr>
         <w:pStyle w:val="FirstParagraph"/>
@@ -12361,7 +12679,7 @@
         </m:oMath>
       </m:oMathPara>
     </w:p>
-    <w:bookmarkEnd w:id="47"/>
+    <w:bookmarkEnd w:id="48"/>
     <w:p>
       <w:pPr>
         <w:pStyle w:val="FirstParagraph"/>
@@ -12417,7 +12735,7 @@
         <w:t xml:space="preserve">which is why it is often the preferred measure of spread when reporting results.</w:t>
       </w:r>
     </w:p>
-    <w:bookmarkStart w:id="48" w:name="exm-sd"/>
+    <w:bookmarkStart w:id="49" w:name="exm-sd"/>
     <w:p>
       <w:pPr>
         <w:pStyle w:val="BodyText"/>
@@ -12704,9 +13022,9 @@
         </m:oMath>
       </m:oMathPara>
     </w:p>
-    <w:bookmarkEnd w:id="48"/>
     <w:bookmarkEnd w:id="49"/>
-    <w:bookmarkStart w:id="57" w:name="sec-bias-variance-prediction"/>
+    <w:bookmarkEnd w:id="50"/>
+    <w:bookmarkStart w:id="58" w:name="sec-bias-variance-prediction"/>
     <w:p>
       <w:pPr>
         <w:pStyle w:val="Heading2"/>
@@ -12715,7 +13033,7 @@
         <w:t xml:space="preserve">3 Bias, variance, and prediction error</w:t>
       </w:r>
     </w:p>
-    <w:bookmarkStart w:id="50" w:name="exr-prediction-error"/>
+    <w:bookmarkStart w:id="51" w:name="exr-prediction-error"/>
     <w:p>
       <w:pPr>
         <w:pStyle w:val="FirstParagraph"/>
@@ -13421,8 +13739,8 @@
         <w:t xml:space="preserve">and which cannot?</w:t>
       </w:r>
     </w:p>
-    <w:bookmarkEnd w:id="50"/>
-    <w:bookmarkStart w:id="51" w:name="sol-prediction-error"/>
+    <w:bookmarkEnd w:id="51"/>
+    <w:bookmarkStart w:id="52" w:name="sol-prediction-error"/>
     <w:p>
       <w:pPr>
         <w:pStyle w:val="FirstParagraph"/>
@@ -13714,8 +14032,8 @@
         <w:t xml:space="preserve">in the new response.</w:t>
       </w:r>
     </w:p>
-    <w:bookmarkEnd w:id="51"/>
-    <w:bookmarkStart w:id="53" w:name="def-prediction-bias"/>
+    <w:bookmarkEnd w:id="52"/>
+    <w:bookmarkStart w:id="54" w:name="def-prediction-bias"/>
     <w:p>
       <w:pPr>
         <w:pStyle w:val="FirstParagraph"/>
@@ -13824,7 +14142,7 @@
       <w:r>
         <w:t xml:space="preserve"> </w:t>
       </w:r>
-      <w:hyperlink r:id="rId52">
+      <w:hyperlink r:id="rId53">
         <w:r>
           <w:rPr>
             <w:rStyle w:val="Hyperlink"/>
@@ -14174,7 +14492,7 @@
         </m:oMath>
       </m:oMathPara>
     </w:p>
-    <w:bookmarkEnd w:id="53"/>
+    <w:bookmarkEnd w:id="54"/>
     <w:p>
       <w:pPr>
         <w:pStyle w:val="FirstParagraph"/>
@@ -14208,7 +14526,7 @@
         <w:t xml:space="preserve">the bias reflects the error introduced by approximating a real-world relationship by a model.</w:t>
       </w:r>
     </w:p>
-    <w:bookmarkStart w:id="54" w:name="exm-prediction-bias"/>
+    <w:bookmarkStart w:id="55" w:name="exm-prediction-bias"/>
     <w:p>
       <w:pPr>
         <w:pStyle w:val="BodyText"/>
@@ -14518,8 +14836,8 @@
         <w:t xml:space="preserve">.</w:t>
       </w:r>
     </w:p>
-    <w:bookmarkEnd w:id="54"/>
-    <w:bookmarkStart w:id="55" w:name="thm-prediction-error"/>
+    <w:bookmarkEnd w:id="55"/>
+    <w:bookmarkStart w:id="56" w:name="thm-prediction-error"/>
     <w:p>
       <w:pPr>
         <w:pStyle w:val="BodyText"/>
@@ -15167,7 +15485,7 @@
         </m:oMath>
       </m:oMathPara>
     </w:p>
-    <w:bookmarkEnd w:id="55"/>
+    <w:bookmarkEnd w:id="56"/>
     <w:p>
       <w:pPr>
         <w:pStyle w:val="FirstParagraph"/>
@@ -16648,7 +16966,7 @@
         <w:t xml:space="preserve">Adding the three terms gives the claim.</w:t>
       </w:r>
     </w:p>
-    <w:bookmarkStart w:id="56" w:name="def-irreducible-error"/>
+    <w:bookmarkStart w:id="57" w:name="def-irreducible-error"/>
     <w:p>
       <w:pPr>
         <w:pStyle w:val="BodyText"/>
@@ -16850,7 +17168,7 @@
         <w:t xml:space="preserve">.</w:t>
       </w:r>
     </w:p>
-    <w:bookmarkEnd w:id="56"/>
+    <w:bookmarkEnd w:id="57"/>
     <w:p>
       <w:pPr>
         <w:pStyle w:val="BodyText"/>
@@ -16878,8 +17196,8 @@
         <w:t xml:space="preserve">.</w:t>
       </w:r>
     </w:p>
-    <w:bookmarkEnd w:id="57"/>
-    <w:bookmarkStart w:id="105" w:name="covariance"/>
+    <w:bookmarkEnd w:id="58"/>
+    <w:bookmarkStart w:id="106" w:name="covariance"/>
     <w:p>
       <w:pPr>
         <w:pStyle w:val="Heading2"/>
@@ -16888,7 +17206,7 @@
         <w:t xml:space="preserve">4 Covariance</w:t>
       </w:r>
     </w:p>
-    <w:bookmarkStart w:id="58" w:name="def-cov"/>
+    <w:bookmarkStart w:id="59" w:name="def-cov"/>
     <w:p>
       <w:pPr>
         <w:pStyle w:val="FirstParagraph"/>
@@ -17244,8 +17562,8 @@
         </m:oMath>
       </m:oMathPara>
     </w:p>
-    <w:bookmarkEnd w:id="58"/>
-    <w:bookmarkStart w:id="59" w:name="thm-alt-cov"/>
+    <w:bookmarkEnd w:id="59"/>
+    <w:bookmarkStart w:id="60" w:name="thm-alt-cov"/>
     <w:p>
       <w:pPr>
         <w:pStyle w:val="FirstParagraph"/>
@@ -17394,7 +17712,7 @@
         </m:oMath>
       </m:oMathPara>
     </w:p>
-    <w:bookmarkEnd w:id="59"/>
+    <w:bookmarkEnd w:id="60"/>
     <w:p>
       <w:pPr>
         <w:pStyle w:val="FirstParagraph"/>
@@ -17415,7 +17733,7 @@
       <w:r>
         <w:t xml:space="preserve"> </w:t>
       </w:r>
-      <w:hyperlink r:id="rId29">
+      <w:hyperlink r:id="rId30">
         <w:r>
           <w:rPr>
             <w:rStyle w:val="Hyperlink"/>
@@ -18213,7 +18531,7 @@
         </m:oMath>
       </m:oMathPara>
     </w:p>
-    <w:bookmarkStart w:id="60" w:name="exm-alt-cov"/>
+    <w:bookmarkStart w:id="61" w:name="exm-alt-cov"/>
     <w:p>
       <w:pPr>
         <w:pStyle w:val="FirstParagraph"/>
@@ -18681,8 +18999,8 @@
         </m:oMath>
       </m:oMathPara>
     </w:p>
-    <w:bookmarkEnd w:id="60"/>
-    <w:bookmarkStart w:id="62" w:name="thm-indpt-uncorrelated"/>
+    <w:bookmarkEnd w:id="61"/>
+    <w:bookmarkStart w:id="63" w:name="thm-indpt-uncorrelated"/>
     <w:p>
       <w:pPr>
         <w:pStyle w:val="FirstParagraph"/>
@@ -18731,7 +19049,7 @@
       <w:r>
         <w:t xml:space="preserve"> </w:t>
       </w:r>
-      <w:hyperlink r:id="rId61">
+      <w:hyperlink r:id="rId62">
         <w:r>
           <w:rPr>
             <w:rStyle w:val="Hyperlink"/>
@@ -19027,7 +19345,7 @@
         <w:t xml:space="preserve">.</w:t>
       </w:r>
     </w:p>
-    <w:bookmarkEnd w:id="62"/>
+    <w:bookmarkEnd w:id="63"/>
     <w:p>
       <w:pPr>
         <w:pStyle w:val="BodyText"/>
@@ -19177,7 +19495,7 @@
       <w:r>
         <w:t xml:space="preserve"> </w:t>
       </w:r>
-      <w:hyperlink r:id="rId63">
+      <w:hyperlink r:id="rId64">
         <w:r>
           <w:rPr>
             <w:rStyle w:val="Hyperlink"/>
@@ -19191,7 +19509,7 @@
       <w:r>
         <w:t xml:space="preserve">(</w:t>
       </w:r>
-      <w:hyperlink r:id="rId64">
+      <w:hyperlink r:id="rId65">
         <w:r>
           <w:rPr>
             <w:rStyle w:val="Hyperlink"/>
@@ -19373,7 +19691,7 @@
       <w:r>
         <w:t xml:space="preserve"> </w:t>
       </w:r>
-      <w:hyperlink r:id="rId61">
+      <w:hyperlink r:id="rId62">
         <w:r>
           <w:rPr>
             <w:rStyle w:val="Hyperlink"/>
@@ -21879,7 +22197,7 @@
         </m:oMath>
       </m:oMathPara>
     </w:p>
-    <w:bookmarkStart w:id="66" w:name="exm-indpt-uncorrelated"/>
+    <w:bookmarkStart w:id="67" w:name="exm-indpt-uncorrelated"/>
     <w:p>
       <w:pPr>
         <w:pStyle w:val="FirstParagraph"/>
@@ -21946,7 +22264,7 @@
       <w:r>
         <w:t xml:space="preserve"> </w:t>
       </w:r>
-      <w:hyperlink r:id="rId65">
+      <w:hyperlink r:id="rId66">
         <w:r>
           <w:rPr>
             <w:rStyle w:val="Hyperlink"/>
@@ -22527,8 +22845,8 @@
         <w:t xml:space="preserve">requires.</w:t>
       </w:r>
     </w:p>
-    <w:bookmarkEnd w:id="66"/>
-    <w:bookmarkStart w:id="67" w:name="exm-uncorrelated-not-indpt"/>
+    <w:bookmarkEnd w:id="67"/>
+    <w:bookmarkStart w:id="68" w:name="exm-uncorrelated-not-indpt"/>
     <w:p>
       <w:pPr>
         <w:pStyle w:val="BodyText"/>
@@ -23752,8 +24070,8 @@
         </m:oMath>
       </m:oMathPara>
     </w:p>
-    <w:bookmarkEnd w:id="67"/>
-    <w:bookmarkStart w:id="68" w:name="def-correlation"/>
+    <w:bookmarkEnd w:id="68"/>
+    <w:bookmarkStart w:id="69" w:name="def-correlation"/>
     <w:p>
       <w:pPr>
         <w:pStyle w:val="FirstParagraph"/>
@@ -24025,7 +24343,7 @@
         </m:oMath>
       </m:oMathPara>
     </w:p>
-    <w:bookmarkEnd w:id="68"/>
+    <w:bookmarkEnd w:id="69"/>
     <w:p>
       <w:pPr>
         <w:pStyle w:val="FirstParagraph"/>
@@ -24081,7 +24399,7 @@
         <w:t xml:space="preserve">the sample (Pearson) correlation coefficient computed from data estimates it.</w:t>
       </w:r>
     </w:p>
-    <w:bookmarkStart w:id="69" w:name="exm-correlation"/>
+    <w:bookmarkStart w:id="70" w:name="exm-correlation"/>
     <w:p>
       <w:pPr>
         <w:pStyle w:val="BodyText"/>
@@ -24728,8 +25046,8 @@
         </m:oMath>
       </m:oMathPara>
     </w:p>
-    <w:bookmarkEnd w:id="69"/>
-    <w:bookmarkStart w:id="70" w:name="def-uncorrelated"/>
+    <w:bookmarkEnd w:id="70"/>
+    <w:bookmarkStart w:id="71" w:name="def-uncorrelated"/>
     <w:p>
       <w:pPr>
         <w:pStyle w:val="FirstParagraph"/>
@@ -24978,7 +25296,7 @@
         </m:oMath>
       </m:oMathPara>
     </w:p>
-    <w:bookmarkEnd w:id="70"/>
+    <w:bookmarkEnd w:id="71"/>
     <w:p>
       <w:pPr>
         <w:pStyle w:val="FirstParagraph"/>
@@ -25031,7 +25349,7 @@
         <w:t xml:space="preserve">shows the converse fails.</w:t>
       </w:r>
     </w:p>
-    <w:bookmarkStart w:id="71" w:name="exm-uncorrelated"/>
+    <w:bookmarkStart w:id="72" w:name="exm-uncorrelated"/>
     <w:p>
       <w:pPr>
         <w:pStyle w:val="BodyText"/>
@@ -25253,8 +25571,8 @@
         <w:t xml:space="preserve">so the binary exposure and outcome are not uncorrelated.</w:t>
       </w:r>
     </w:p>
-    <w:bookmarkEnd w:id="71"/>
-    <w:bookmarkStart w:id="72" w:name="cor-uncorrelated-cor-zero"/>
+    <w:bookmarkEnd w:id="72"/>
+    <w:bookmarkStart w:id="73" w:name="cor-uncorrelated-cor-zero"/>
     <w:p>
       <w:pPr>
         <w:pStyle w:val="BodyText"/>
@@ -25417,7 +25735,7 @@
         <w:t xml:space="preserve">.</w:t>
       </w:r>
     </w:p>
-    <w:bookmarkEnd w:id="72"/>
+    <w:bookmarkEnd w:id="73"/>
     <w:p>
       <w:pPr>
         <w:pStyle w:val="BodyText"/>
@@ -25817,7 +26135,7 @@
         <w:t xml:space="preserve">.</w:t>
       </w:r>
     </w:p>
-    <w:bookmarkStart w:id="73" w:name="def-cond-cov"/>
+    <w:bookmarkStart w:id="74" w:name="def-cond-cov"/>
     <w:p>
       <w:pPr>
         <w:pStyle w:val="BodyText"/>
@@ -26269,8 +26587,8 @@
         <w:t xml:space="preserve">.</w:t>
       </w:r>
     </w:p>
-    <w:bookmarkEnd w:id="73"/>
-    <w:bookmarkStart w:id="74" w:name="exm-cond-cov"/>
+    <w:bookmarkEnd w:id="74"/>
+    <w:bookmarkStart w:id="75" w:name="exm-cond-cov"/>
     <w:p>
       <w:pPr>
         <w:pStyle w:val="BodyText"/>
@@ -26541,8 +26859,8 @@
         <w:t xml:space="preserve">.</w:t>
       </w:r>
     </w:p>
-    <w:bookmarkEnd w:id="74"/>
-    <w:bookmarkStart w:id="75" w:name="thm-total-cov"/>
+    <w:bookmarkEnd w:id="75"/>
+    <w:bookmarkStart w:id="76" w:name="thm-total-cov"/>
     <w:p>
       <w:pPr>
         <w:pStyle w:val="BodyText"/>
@@ -26927,7 +27245,7 @@
         </m:oMath>
       </m:oMathPara>
     </w:p>
-    <w:bookmarkEnd w:id="75"/>
+    <w:bookmarkEnd w:id="76"/>
     <w:p>
       <w:pPr>
         <w:pStyle w:val="FirstParagraph"/>
@@ -28502,7 +28820,7 @@
       <w:r>
         <w:t xml:space="preserve"> </w:t>
       </w:r>
-      <w:hyperlink r:id="rId41">
+      <w:hyperlink r:id="rId42">
         <w:r>
           <w:rPr>
             <w:rStyle w:val="Hyperlink"/>
@@ -28533,7 +28851,7 @@
       <w:r>
         <w:t xml:space="preserve">(</w:t>
       </w:r>
-      <w:hyperlink r:id="rId43">
+      <w:hyperlink r:id="rId44">
         <w:r>
           <w:rPr>
             <w:rStyle w:val="Hyperlink"/>
@@ -28730,7 +29048,7 @@
       <w:r>
         <w:t xml:space="preserve"> </w:t>
       </w:r>
-      <w:hyperlink r:id="rId44">
+      <w:hyperlink r:id="rId45">
         <w:r>
           <w:rPr>
             <w:rStyle w:val="Hyperlink"/>
@@ -30043,7 +30361,7 @@
         <w:t xml:space="preserve">.</w:t>
       </w:r>
     </w:p>
-    <w:bookmarkStart w:id="76" w:name="lem-cov-xx"/>
+    <w:bookmarkStart w:id="77" w:name="lem-cov-xx"/>
     <w:p>
       <w:pPr>
         <w:pStyle w:val="BodyText"/>
@@ -30207,7 +30525,7 @@
         </m:oMath>
       </m:oMathPara>
     </w:p>
-    <w:bookmarkEnd w:id="76"/>
+    <w:bookmarkEnd w:id="77"/>
     <w:p>
       <w:pPr>
         <w:pStyle w:val="FirstParagraph"/>
@@ -30609,7 +30927,7 @@
         </m:oMath>
       </m:oMathPara>
     </w:p>
-    <w:bookmarkStart w:id="77" w:name="def-cov-vec-x"/>
+    <w:bookmarkStart w:id="78" w:name="def-cov-vec-x"/>
     <w:p>
       <w:pPr>
         <w:pStyle w:val="FirstParagraph"/>
@@ -30960,8 +31278,8 @@
         </m:oMath>
       </m:oMathPara>
     </w:p>
-    <w:bookmarkEnd w:id="77"/>
-    <w:bookmarkStart w:id="78" w:name="thm-vcov-elements"/>
+    <w:bookmarkEnd w:id="78"/>
+    <w:bookmarkStart w:id="79" w:name="thm-vcov-elements"/>
     <w:p>
       <w:pPr>
         <w:pStyle w:val="FirstParagraph"/>
@@ -31822,7 +32140,7 @@
         </m:oMath>
       </m:oMathPara>
     </w:p>
-    <w:bookmarkEnd w:id="78"/>
+    <w:bookmarkEnd w:id="79"/>
     <w:p>
       <w:pPr>
         <w:pStyle w:val="FirstParagraph"/>
@@ -34087,7 +34405,7 @@
       <w:r>
         <w:t xml:space="preserve"> </w:t>
       </w:r>
-      <w:hyperlink r:id="rId79">
+      <w:hyperlink r:id="rId80">
         <w:r>
           <w:rPr>
             <w:rStyle w:val="Hyperlink"/>
@@ -34151,7 +34469,7 @@
         <w:t xml:space="preserve">.</w:t>
       </w:r>
     </w:p>
-    <w:bookmarkStart w:id="80" w:name="thm-vcov-vec"/>
+    <w:bookmarkStart w:id="81" w:name="thm-vcov-vec"/>
     <w:p>
       <w:pPr>
         <w:pStyle w:val="FirstParagraph"/>
@@ -34357,7 +34675,7 @@
         </m:oMath>
       </m:oMathPara>
     </w:p>
-    <w:bookmarkEnd w:id="80"/>
+    <w:bookmarkEnd w:id="81"/>
     <w:p>
       <w:pPr>
         <w:pStyle w:val="FirstParagraph"/>
@@ -35360,7 +35678,7 @@
         </m:oMath>
       </m:oMathPara>
     </w:p>
-    <w:bookmarkStart w:id="81" w:name="thm-var-lincom"/>
+    <w:bookmarkStart w:id="82" w:name="thm-var-lincom"/>
     <w:p>
       <w:pPr>
         <w:pStyle w:val="FirstParagraph"/>
@@ -35912,7 +36230,7 @@
         </m:oMath>
       </m:oMathPara>
     </w:p>
-    <w:bookmarkEnd w:id="81"/>
+    <w:bookmarkEnd w:id="82"/>
     <w:p>
       <w:pPr>
         <w:pStyle w:val="FirstParagraph"/>
@@ -37372,7 +37690,7 @@
         </m:oMath>
       </m:oMathPara>
     </w:p>
-    <w:bookmarkStart w:id="82" w:name="cor-var-lincom2"/>
+    <w:bookmarkStart w:id="83" w:name="cor-var-lincom2"/>
     <w:p>
       <w:pPr>
         <w:pStyle w:val="FirstParagraph"/>
@@ -37649,7 +37967,7 @@
         </m:oMath>
       </m:oMathPara>
     </w:p>
-    <w:bookmarkEnd w:id="82"/>
+    <w:bookmarkEnd w:id="83"/>
     <w:p>
       <w:pPr>
         <w:pStyle w:val="FirstParagraph"/>
@@ -39179,7 +39497,7 @@
         </m:oMath>
       </m:oMathPara>
     </w:p>
-    <w:bookmarkStart w:id="83" w:name="cor-var-sum-indpt"/>
+    <w:bookmarkStart w:id="84" w:name="cor-var-sum-indpt"/>
     <w:p>
       <w:pPr>
         <w:pStyle w:val="FirstParagraph"/>
@@ -39228,7 +39546,7 @@
       <w:r>
         <w:t xml:space="preserve"> </w:t>
       </w:r>
-      <w:hyperlink r:id="rId61">
+      <w:hyperlink r:id="rId62">
         <w:r>
           <w:rPr>
             <w:rStyle w:val="Hyperlink"/>
@@ -39471,7 +39789,7 @@
         </m:oMath>
       </m:oMathPara>
     </w:p>
-    <w:bookmarkEnd w:id="83"/>
+    <w:bookmarkEnd w:id="84"/>
     <w:p>
       <w:pPr>
         <w:pStyle w:val="FirstParagraph"/>
@@ -40165,7 +40483,7 @@
         <w:t xml:space="preserve">is the case where that term is 0.</w:t>
       </w:r>
     </w:p>
-    <w:bookmarkStart w:id="86" w:name="thm-vcov-psd"/>
+    <w:bookmarkStart w:id="87" w:name="thm-vcov-psd"/>
     <w:p>
       <w:pPr>
         <w:pStyle w:val="BodyText"/>
@@ -40418,7 +40736,7 @@
       <w:r>
         <w:t xml:space="preserve"> </w:t>
       </w:r>
-      <w:hyperlink r:id="rId84">
+      <w:hyperlink r:id="rId85">
         <w:r>
           <w:rPr>
             <w:rStyle w:val="Hyperlink"/>
@@ -40435,7 +40753,7 @@
       <w:r>
         <w:t xml:space="preserve"> </w:t>
       </w:r>
-      <w:hyperlink r:id="rId85">
+      <w:hyperlink r:id="rId86">
         <w:r>
           <w:rPr>
             <w:rStyle w:val="Hyperlink"/>
@@ -40579,7 +40897,7 @@
         </m:oMath>
       </m:oMathPara>
     </w:p>
-    <w:bookmarkEnd w:id="86"/>
+    <w:bookmarkEnd w:id="87"/>
     <w:p>
       <w:pPr>
         <w:pStyle w:val="FirstParagraph"/>
@@ -41808,7 +42126,7 @@
         <w:t xml:space="preserve">).</w:t>
       </w:r>
     </w:p>
-    <w:bookmarkStart w:id="87" w:name="exm-vcov-psd"/>
+    <w:bookmarkStart w:id="88" w:name="exm-vcov-psd"/>
     <w:p>
       <w:pPr>
         <w:pStyle w:val="BodyText"/>
@@ -44610,7 +44928,7 @@
         <w:t xml:space="preserve">.</w:t>
       </w:r>
     </w:p>
-    <w:bookmarkEnd w:id="87"/>
+    <w:bookmarkEnd w:id="88"/>
     <w:p>
       <w:pPr>
         <w:pStyle w:val="BodyText"/>
@@ -44744,7 +45062,7 @@
         <w:t xml:space="preserve">has the larger spread.</w:t>
       </w:r>
     </w:p>
-    <w:bookmarkStart w:id="91" w:name="exm-vcov-singular"/>
+    <w:bookmarkStart w:id="92" w:name="exm-vcov-singular"/>
     <w:p>
       <w:pPr>
         <w:pStyle w:val="BodyText"/>
@@ -45484,7 +45802,7 @@
       <w:r>
         <w:t xml:space="preserve"> </w:t>
       </w:r>
-      <w:hyperlink r:id="rId88">
+      <w:hyperlink r:id="rId89">
         <w:r>
           <w:rPr>
             <w:rStyle w:val="Hyperlink"/>
@@ -45501,7 +45819,7 @@
       <w:r>
         <w:t xml:space="preserve"> </w:t>
       </w:r>
-      <w:hyperlink r:id="rId89">
+      <w:hyperlink r:id="rId90">
         <w:r>
           <w:rPr>
             <w:rStyle w:val="Hyperlink"/>
@@ -45565,7 +45883,7 @@
       <w:r>
         <w:t xml:space="preserve"> </w:t>
       </w:r>
-      <w:hyperlink r:id="rId90">
+      <w:hyperlink r:id="rId91">
         <w:r>
           <w:rPr>
             <w:rStyle w:val="Hyperlink"/>
@@ -45577,8 +45895,8 @@
         <w:t xml:space="preserve">.</w:t>
       </w:r>
     </w:p>
-    <w:bookmarkEnd w:id="91"/>
-    <w:bookmarkStart w:id="93" w:name="cor-vcov-indpt-diagonal"/>
+    <w:bookmarkEnd w:id="92"/>
+    <w:bookmarkStart w:id="94" w:name="cor-vcov-indpt-diagonal"/>
     <w:p>
       <w:pPr>
         <w:pStyle w:val="BodyText"/>
@@ -45829,7 +46147,7 @@
       <w:r>
         <w:t xml:space="preserve"> </w:t>
       </w:r>
-      <w:hyperlink r:id="rId61">
+      <w:hyperlink r:id="rId62">
         <w:r>
           <w:rPr>
             <w:rStyle w:val="Hyperlink"/>
@@ -45917,7 +46235,7 @@
       <w:r>
         <w:t xml:space="preserve"> </w:t>
       </w:r>
-      <w:hyperlink r:id="rId92">
+      <w:hyperlink r:id="rId93">
         <w:r>
           <w:rPr>
             <w:rStyle w:val="Hyperlink"/>
@@ -46029,7 +46347,7 @@
         <w:t xml:space="preserve">.</w:t>
       </w:r>
     </w:p>
-    <w:bookmarkEnd w:id="93"/>
+    <w:bookmarkEnd w:id="94"/>
     <w:p>
       <w:pPr>
         <w:pStyle w:val="BodyText"/>
@@ -46516,7 +46834,7 @@
         <w:t xml:space="preserve">.</w:t>
       </w:r>
     </w:p>
-    <w:bookmarkStart w:id="94" w:name="thm-cor-bounds"/>
+    <w:bookmarkStart w:id="95" w:name="thm-cor-bounds"/>
     <w:p>
       <w:pPr>
         <w:pStyle w:val="BodyText"/>
@@ -46765,7 +47083,7 @@
         </m:oMath>
       </m:oMathPara>
     </w:p>
-    <w:bookmarkEnd w:id="94"/>
+    <w:bookmarkEnd w:id="95"/>
     <w:p>
       <w:pPr>
         <w:pStyle w:val="FirstParagraph"/>
@@ -47987,7 +48305,7 @@
         <w:t xml:space="preserve">.</w:t>
       </w:r>
     </w:p>
-    <w:bookmarkStart w:id="102" w:name="exm-cor-auto"/>
+    <w:bookmarkStart w:id="103" w:name="exm-cor-auto"/>
     <w:p>
       <w:pPr>
         <w:pStyle w:val="BodyText"/>
@@ -48051,7 +48369,7 @@
       <w:r>
         <w:t xml:space="preserve"> </w:t>
       </w:r>
-      <w:hyperlink r:id="rId95">
+      <w:hyperlink r:id="rId96">
         <w:r>
           <w:rPr>
             <w:rStyle w:val="VerbatimChar"/>
@@ -48083,7 +48401,7 @@
       <w:r>
         <w:t xml:space="preserve"> </w:t>
       </w:r>
-      <w:hyperlink r:id="rId96">
+      <w:hyperlink r:id="rId97">
         <w:r>
           <w:rPr>
             <w:rStyle w:val="VerbatimChar"/>
@@ -48115,7 +48433,7 @@
       <w:r>
         <w:t xml:space="preserve"> </w:t>
       </w:r>
-      <w:hyperlink r:id="rId97">
+      <w:hyperlink r:id="rId98">
         <w:r>
           <w:rPr>
             <w:rStyle w:val="VerbatimChar"/>
@@ -49836,7 +50154,7 @@
       <w:tr>
         <w:tc>
           <w:tcPr/>
-          <w:bookmarkStart w:id="101" w:name="fig-cor-auto"/>
+          <w:bookmarkStart w:id="102" w:name="fig-cor-auto"/>
           <w:p>
             <w:pPr>
               <w:pStyle w:val="Compact"/>
@@ -49847,18 +50165,18 @@
                 <wp:inline>
                   <wp:extent cx="4620126" cy="3234088"/>
                   <wp:effectExtent b="0" l="0" r="0" t="0"/>
-                  <wp:docPr descr="" title="" id="99" name="Picture"/>
+                  <wp:docPr descr="" title="" id="100" name="Picture"/>
                   <a:graphic>
                     <a:graphicData uri="http://schemas.openxmlformats.org/drawingml/2006/picture">
                       <pic:pic>
                         <pic:nvPicPr>
-                          <pic:cNvPr descr="variance-covariance_files/figure-docx/fig-cor-auto-1.png" id="100" name="Picture"/>
+                          <pic:cNvPr descr="variance-covariance_files/figure-docx/fig-cor-auto-1.png" id="101" name="Picture"/>
                           <pic:cNvPicPr>
                             <a:picLocks noChangeArrowheads="1" noChangeAspect="1"/>
                           </pic:cNvPicPr>
                         </pic:nvPicPr>
                         <pic:blipFill>
-                          <a:blip r:embed="rId98"/>
+                          <a:blip r:embed="rId99"/>
                           <a:stretch>
                             <a:fillRect/>
                           </a:stretch>
@@ -49898,7 +50216,7 @@
               <w:t xml:space="preserve">Figure 1: Miles per gallon against horsepower for the cars in the Auto data. Cars with more horsepower tend to have lower fuel economy.</w:t>
             </w:r>
           </w:p>
-          <w:bookmarkEnd w:id="101"/>
+          <w:bookmarkEnd w:id="102"/>
         </w:tc>
       </w:tr>
     </w:tbl>
@@ -50045,7 +50363,7 @@
         <w:t xml:space="preserve">deviations by the same count, which cancels.</w:t>
       </w:r>
     </w:p>
-    <w:bookmarkEnd w:id="102"/>
+    <w:bookmarkEnd w:id="103"/>
     <w:p>
       <w:pPr>
         <w:pStyle w:val="BodyText"/>
@@ -50056,7 +50374,7 @@
       <w:r>
         <w:t xml:space="preserve"> </w:t>
       </w:r>
-      <w:hyperlink r:id="rId103">
+      <w:hyperlink r:id="rId104">
         <w:r>
           <w:rPr>
             <w:rStyle w:val="Hyperlink"/>
@@ -50073,7 +50391,7 @@
       <w:r>
         <w:t xml:space="preserve"> </w:t>
       </w:r>
-      <w:hyperlink r:id="rId104">
+      <w:hyperlink r:id="rId105">
         <w:r>
           <w:rPr>
             <w:rStyle w:val="Hyperlink"/>
@@ -50103,8 +50421,8 @@
         <w:t xml:space="preserve">.</w:t>
       </w:r>
     </w:p>
-    <w:bookmarkEnd w:id="105"/>
-    <w:bookmarkStart w:id="114" w:name="references"/>
+    <w:bookmarkEnd w:id="106"/>
+    <w:bookmarkStart w:id="115" w:name="references"/>
     <w:p>
       <w:pPr>
         <w:pStyle w:val="Heading2"/>
@@ -50113,8 +50431,8 @@
         <w:t xml:space="preserve">References</w:t>
       </w:r>
     </w:p>
-    <w:bookmarkStart w:id="113" w:name="refs"/>
-    <w:bookmarkStart w:id="107" w:name="ref-fiveminuteai_probstat"/>
+    <w:bookmarkStart w:id="114" w:name="refs"/>
+    <w:bookmarkStart w:id="108" w:name="ref-fiveminuteai_probstat"/>
     <w:p>
       <w:pPr>
         <w:pStyle w:val="Bibliography"/>
@@ -50138,7 +50456,7 @@
       <w:r>
         <w:t xml:space="preserve"> </w:t>
       </w:r>
-      <w:hyperlink r:id="rId106">
+      <w:hyperlink r:id="rId107">
         <w:r>
           <w:rPr>
             <w:rStyle w:val="Hyperlink"/>
@@ -50150,8 +50468,8 @@
         <w:t xml:space="preserve">.</w:t>
       </w:r>
     </w:p>
-    <w:bookmarkEnd w:id="107"/>
-    <w:bookmarkStart w:id="108" w:name="ref-billingsley1995probability"/>
+    <w:bookmarkEnd w:id="108"/>
+    <w:bookmarkStart w:id="109" w:name="ref-billingsley1995probability"/>
     <w:p>
       <w:pPr>
         <w:pStyle w:val="Bibliography"/>
@@ -50173,8 +50491,8 @@
         <w:t xml:space="preserve">. 3rd ed. Wiley Series in Probability and Mathematical Statistics. Wiley.</w:t>
       </w:r>
     </w:p>
-    <w:bookmarkEnd w:id="108"/>
-    <w:bookmarkStart w:id="110" w:name="ref-CaseBerg01"/>
+    <w:bookmarkEnd w:id="109"/>
+    <w:bookmarkStart w:id="111" w:name="ref-CaseBerg01"/>
     <w:p>
       <w:pPr>
         <w:pStyle w:val="Bibliography"/>
@@ -50198,7 +50516,7 @@
       <w:r>
         <w:t xml:space="preserve"> </w:t>
       </w:r>
-      <w:hyperlink r:id="rId109">
+      <w:hyperlink r:id="rId110">
         <w:r>
           <w:rPr>
             <w:rStyle w:val="Hyperlink"/>
@@ -50210,8 +50528,8 @@
         <w:t xml:space="preserve">.</w:t>
       </w:r>
     </w:p>
-    <w:bookmarkEnd w:id="110"/>
-    <w:bookmarkStart w:id="112" w:name="ref-james2021islr2e"/>
+    <w:bookmarkEnd w:id="111"/>
+    <w:bookmarkStart w:id="113" w:name="ref-james2021islr2e"/>
     <w:p>
       <w:pPr>
         <w:pStyle w:val="Bibliography"/>
@@ -50249,7 +50567,7 @@
       <w:r>
         <w:t xml:space="preserve"> </w:t>
       </w:r>
-      <w:hyperlink r:id="rId111">
+      <w:hyperlink r:id="rId112">
         <w:r>
           <w:rPr>
             <w:rStyle w:val="Hyperlink"/>
@@ -50261,9 +50579,9 @@
         <w:t xml:space="preserve">.</w:t>
       </w:r>
     </w:p>
-    <w:bookmarkEnd w:id="112"/>
     <w:bookmarkEnd w:id="113"/>
     <w:bookmarkEnd w:id="114"/>
+    <w:bookmarkEnd w:id="115"/>
     <w:sectPr>
       <w:footnotePr>
         <w:numRestart w:val="eachSect"/>

--- a/pr-preview/pr-134/variance-covariance-tracked-changes.docx
+++ b/pr-preview/pr-134/variance-covariance-tracked-changes.docx
@@ -26,7 +26,7 @@
       </w:pPr>
       <w:ins w:id="2" w:author="PR Preview" w:date="2026-01-01T00:00:00Z">
         <w:r>
-          <w:t xml:space="preserve">Last modified: 2026-10-14 14:03:58 (PDT)</w:t>
+          <w:t xml:space="preserve">Last modified: 2026-10-14 14:49:11 (PDT)</w:t>
         </w:r>
       </w:ins>
     </w:p>

--- a/pr-preview/pr-134/variance-covariance-tracked-changes.docx
+++ b/pr-preview/pr-134/variance-covariance-tracked-changes.docx
@@ -26,7 +26,7 @@
       </w:pPr>
       <w:ins w:id="2" w:author="PR Preview" w:date="2026-01-01T00:00:00Z">
         <w:r>
-          <w:t xml:space="preserve">Last modified: 2026-10-14 14:49:11 (PDT)</w:t>
+          <w:t xml:space="preserve">Last modified: 2026-10-14 15:13:10 (PDT)</w:t>
         </w:r>
       </w:ins>
     </w:p>
